--- a/evals/learning-loop-v2/patients/P023/materials/就诊材料.docx
+++ b/evals/learning-loop-v2/patients/P023/materials/就诊材料.docx
@@ -35,6 +35,24 @@
           <w:rFonts w:eastAsia="PingFang SC"/>
           <w:sz w:val="22"/>
         </w:rPr>
+        <w:t xml:space="preserve">预约项目：甲状腺功能、电解质。此页尚未回报结果，无测量数值。</w:t>
+      </w:r>
+    </w:p>
+    <w:p>
+      <w:r>
+        <w:rPr>
+          <w:rFonts w:eastAsia="PingFang SC"/>
+          <w:sz w:val="22"/>
+        </w:rPr>
+        <w:t xml:space="preserve"/>
+      </w:r>
+    </w:p>
+    <w:p>
+      <w:r>
+        <w:rPr>
+          <w:rFonts w:eastAsia="PingFang SC"/>
+          <w:sz w:val="22"/>
+        </w:rPr>
         <w:t xml:space="preserve">9月14日 营养随访</w:t>
       </w:r>
     </w:p>
@@ -62,7 +80,7 @@
           <w:rFonts w:eastAsia="PingFang SC"/>
           <w:sz w:val="22"/>
         </w:rPr>
-        <w:t xml:space="preserve">预约项目：甲状腺功能、电解质。此页尚未回报结果，无测量数值。</w:t>
+        <w:t xml:space="preserve">检验复核记录</w:t>
       </w:r>
     </w:p>
     <w:p>
@@ -71,16 +89,7 @@
           <w:rFonts w:eastAsia="PingFang SC"/>
           <w:sz w:val="22"/>
         </w:rPr>
-        <w:t xml:space="preserve"/>
-      </w:r>
-    </w:p>
-    <w:p>
-      <w:r>
-        <w:rPr>
-          <w:rFonts w:eastAsia="PingFang SC"/>
-          <w:sz w:val="22"/>
-        </w:rPr>
-        <w:t xml:space="preserve">饮酒史：每月5次少量饮酒。职业接触史：曾在喷漆岗位接触粉尘</w:t>
+        <w:t xml:space="preserve">26-08-13 血糖 152 mg/dL；2026-06-15 血红蛋白 142 g/L</w:t>
       </w:r>
     </w:p>
     <w:sectPr>
